--- a/开发相关文档/AI提示词/20261018-AI实践与大数据分阶段执行包/S07-最小AI实践会话与单步执行.docx
+++ b/开发相关文档/AI提示词/20261018-AI实践与大数据分阶段执行包/S07-最小AI实践会话与单步执行.docx
@@ -19,7 +19,7 @@
         <w:widowControl/>
       </w:pPr>
       <w:r>
-        <w:t>V2 大数据主线优先  2026年10月19日  必做  建议安排 第3周后段</w:t>
+        <w:t xml:space="preserve">V2 20261021修订  依据V2-S01-r2  后续参考 2至3日</w:t>
       </w:r>
     </w:p>
     <w:p>
@@ -27,7 +27,15 @@
         <w:widowControl/>
       </w:pPr>
       <w:r>
-        <w:t>用法  单独上传本文件，并发送“只执行本阶段，完成验收与交接后停止”。V2编号已重排，请勿混用旧版同号文件。</w:t>
+        <w:t xml:space="preserve">用法  先读任务交接与20261021计划书，再发送“只执行本阶段，保护已有修改，更新交接后停止”。本包修订不等于阶段实施或新增授权。</w:t>
+      </w:r>
+    </w:p>
+    <w:p>
+      <w:pPr>
+        <w:widowControl/>
+      </w:pPr>
+      <w:r>
+        <w:t xml:space="preserve">20261021修订：S00–S05已交付；S06工程与实验完成、J1待评；S07–S10未实施，S11默认跳过。以最新交接和源码为准，已具备能力核验复用。</w:t>
       </w:r>
     </w:p>
     <w:p>
@@ -65,7 +73,7 @@
         <w:widowControl/>
       </w:pPr>
       <w:r>
-        <w:t>直接前置阶段：S01、S06。前置条件：S01范围、数据、指标与评价契约已完成，本阶段实际需要的新会话持久化、迁移和公共接口已获明确批准；S06学习洞察与独立大数据主线已通过并有证据。数据库写入目标与当前状态另须按本轮授权核实，不能把收到阶段文件当作全部高影响操作批准。</w:t>
+        <w:t xml:space="preserve">直接前置阶段：S01、S06。B组同范围设计已有批准；S06当前J1待评，原完整前置尚未满足。先核实最新门槛；未补齐时只做本阶段准备，除非用户明确调整前置关系且保留缺口。实际迁移/写入另须本轮具体隔离目标、初始状态及范围；不重复问A/B设计批准。</w:t>
       </w:r>
     </w:p>
     <w:p>
@@ -85,7 +93,7 @@
         <w:ind w:left="198" w:hanging="198"/>
       </w:pPr>
       <w:r>
-        <w:t>1  你是能读取本地仓库的开发AI。根目录为C:\Users\Administrator\Desktop\毕业设计\ScholarHub。每次只执行一个阶段；本包不授权自动执行整包。先核对当前源码、Git与日志，保护已有未提交修改；无源码访问先列缺少材料。</w:t>
+        <w:t xml:space="preserve">1  根目录为C:\Users\Administrator\Desktop\毕业设计\ScholarHub。先读开发相关文档/任务交接.md及开发相关文档/开发规划/20261021-大数据主线最小改动与AI实践衔接计划书.md，核对本阶段报告、当前Git和用户最新指令。每次只执行一个阶段，保护既有未提交工作；无源码访问先列缺少材料，不从S00重新初始化。</w:t>
       </w:r>
     </w:p>
     <w:p>
@@ -94,7 +102,7 @@
         <w:ind w:left="198" w:hanging="198"/>
       </w:pPr>
       <w:r>
-        <w:t>2  先读AGENTS.md和可用的stop-that-shit、frontend-backend-code-standards；前端沿用现有设计规范。保持Vue/TypeScript、FastAPI/SQLAlchemy/MySQL及Provider，复用既有结果模块化、测试与图表，不重建项目或无关格式化。</w:t>
+        <w:t xml:space="preserve">2  遵守AGENTS.md、stop-that-shit和frontend-backend-code-standards；沿用现有Vue/TypeScript、FastAPI/SQLAlchemy/MySQL、Provider及界面设计，复用分析链。状态/字段/评分以已批准V2-S01-r2为准，不重建平台。</w:t>
       </w:r>
     </w:p>
     <w:p>
@@ -139,7 +147,7 @@
         <w:ind w:left="198" w:hanging="198"/>
       </w:pPr>
       <w:r>
-        <w:t>7  中文日志沿用开发相关文档/开发日志/开发操作日志.md；报告放开发相关文档/阶段报告/AI大数据改造/V2。编号已按V2重排，旧阶段报告只经内容映射复用，不覆盖旧报告。不自动提交、推送、发布或开始下一阶段。</w:t>
+        <w:t xml:space="preserve">7  中文日志沿用开发相关文档/开发日志/开发操作日志.md，报告放开发相关文档/阶段报告/AI大数据改造/V2。阶段结束、关键阻塞、换AI或准备压缩前先更新开发相关文档/任务交接.md：任务卡、已改文件、实际命令/证据、授权与消耗、缺口、恢复点和下一步。不得只留聊天纪要；不自动提交、推送、发布或开始下一阶段。</w:t>
       </w:r>
     </w:p>
     <w:p>
@@ -159,7 +167,7 @@
         <w:ind w:left="198" w:hanging="198"/>
       </w:pPr>
       <w:r>
-        <w:t>1  S01批准契约、真实确认记录及固定CSV样本：字段、重复和冲突主键、NULL与0、负数、跨日、聚合规则、独立答案和预期提交物。不得让模型重新决定已冻结规则。</w:t>
+        <w:t xml:space="preserve">1  读取S01-r2、确认记录及固定CSV模板/向量：record_id与duration_minutes解析、NULL/0、非法行/缺表头、五个返回字段与C01–C06。练习每行独立且不跨行去重，区别于业务分析ODS质量规则。</w:t>
       </w:r>
     </w:p>
     <w:p>
@@ -168,7 +176,7 @@
         <w:ind w:left="198" w:hanging="198"/>
       </w:pPr>
       <w:r>
-        <w:t>2  S06已验收的数据快照、Spark作业、发布批次和本人分析接口边界；记录哪些能力必须继续可用，AI扩展失败不能使独立大数据成果回退为未完成。</w:t>
+        <w:t xml:space="preserve">2  读取S06已有ODS/Spark/完成批次/本人接口和J1状态，明确工程成果必须继续可用；完整门槛或用户调整以前置说明为准，不用新会话失败回退旧分析。</w:t>
       </w:r>
     </w:p>
     <w:p>
@@ -206,7 +214,7 @@
         <w:ind w:left="198" w:hanging="198"/>
       </w:pPr>
       <w:r>
-        <w:t>2  新增独立实践会话，以明确模板版本保存目标、步骤顺序、项目与Context版本、当前步骤和主体。按最小实体设计实施增量迁移；旧WorkflowRun的枚举、批量运行与历史结果含义保持兼容。</w:t>
+        <w:t xml:space="preserve">2  新增独立实践边界：practice_sessions、practice_attempts、practice_events三张已批准表在同一增量迁移中定义必要约束/FK，避免后续再改临时结构；本阶段先实现会话和单步动作，尝试评审留S08。B组累计四表六接口，不每阶段另建一套；不改旧WorkflowRun。</w:t>
       </w:r>
     </w:p>
     <w:p>
@@ -215,7 +223,7 @@
         <w:ind w:left="198" w:hanging="198"/>
       </w:pPr>
       <w:r>
-        <w:t>3  模板只描述首个Python CSV练习的目标验收、提示、人工实践和后续提交入口。用户阅读固定模板并确认开始即可进入会话，不调用草案生成，不把自由文本解释为新的可执行节点。</w:t>
+        <w:t xml:space="preserve">3  固定python-learning-csv/1.0，仅understand→implement两步。预览与选择固定模板不调用草案生成；会话绑定owner、项目、模板和白名单Context版本快照。CSV函数按每行独立处理，不把ODS主键去重规则套给练习。</w:t>
       </w:r>
     </w:p>
     <w:p>
@@ -224,7 +232,7 @@
         <w:ind w:left="198" w:hanging="198"/>
       </w:pPr>
       <w:r>
-        <w:t>4  服务端按批准状态表管理ready、running_step、waiting_input等实际需要的状态；确认和取消各有合法触发条件。模型调用成功只完成请求记录，不能直接认定学生已实践或完成学习。</w:t>
+        <w:t xml:space="preserve">4  状态沿用S01：ready、running、waiting_submission、waiting_revision、waiting_confirmation、failed、cancelled、completed；本阶段只启用可达部分。确认/取消按合法动作，模型成功不等于学生完成。五个会话端点按契约实现当前子集，不支持动作明确拒绝，不能返回假成功。</w:t>
       </w:r>
     </w:p>
     <w:p>
@@ -242,7 +250,7 @@
         <w:ind w:left="198" w:hanging="198"/>
       </w:pPr>
       <w:r>
-        <w:t>6  模型调用前后使用短事务；调用期间不保留数据库锁。落库前重新核对会话、步骤、输入和Context版本，拒绝取消后、版本变更后或已结束步骤的迟到结果覆盖有效状态。</w:t>
+        <w:t xml:space="preserve">6  短事务准备operation_id和revision→提交释放锁→有界模型调用→短事务核对owner/operation/revision/attempt后保存。锁序Project→PracticeSession→PracticeAttempt→Event，多行按ID；模型/人工等待无事务。Context后来变化不覆盖会话原快照，也不将迟到结果写入新attempt。</w:t>
       </w:r>
     </w:p>
     <w:p>
@@ -251,7 +259,7 @@
         <w:ind w:left="198" w:hanging="198"/>
       </w:pPr>
       <w:r>
-        <w:t>7  到人工步骤即保存waiting_input并返回，查询、刷新与离开页面不触发模型。查询结果能够在服务重启后重建当前状态，不依赖进程内字典、未提交事务或浏览器缓存保活。</w:t>
+        <w:t xml:space="preserve">7  人工等待保存为对应waiting_confirmation或waiting_submission；查询、刷新、确认、取消和resume不调用模型。状态须持久化，离开页面或服务重启后能查询重建，不依赖进程字典或浏览器缓存。</w:t>
       </w:r>
     </w:p>
     <w:p>
@@ -269,7 +277,7 @@
         <w:ind w:left="198" w:hanging="198"/>
       </w:pPr>
       <w:r>
-        <w:t>9  明确服务重启时残留running_step的解释和恢复入口，保留已发生请求的状态与错误；恢复不能静默重复收费调用，学生可以区分继续等待、人工重试和已取消。</w:t>
+        <w:t xml:space="preserve">9  明确重启后残留running的失败/恢复路径，保留已发生请求及错误。网络中断先查询已有操作；continue明确重试指定操作，resume只恢复安全等待点，不静默重复收费调用，不承诺外部Provider恰好一次。</w:t>
       </w:r>
     </w:p>
     <w:p>
@@ -278,7 +286,7 @@
         <w:ind w:left="198" w:hanging="198"/>
       </w:pPr>
       <w:r>
-        <w:t>10  在会话创建、步骤开始、取消及恢复的成功事务中按S01约定记录各自动作事件，绑定主体、模板、步骤和版本。重复取消或恢复只产生一次有效事件；回滚不产成功事件，事件不携带学生代码、私密材料或原始提示正文。</w:t>
+        <w:t xml:space="preserve">10  S07真实开始/确认理解/取消/恢复等动作成功时，同事务写稳定event_key和模板/步骤/版本引用，登记事件生产实际覆盖起点。重放不放大事件，回滚不留成功事件，事件不带代码/评语/Prompt；不是等到S10才记录或回填历史。</w:t>
       </w:r>
     </w:p>
     <w:p>
@@ -427,7 +435,7 @@
         <w:ind w:left="198" w:hanging="198"/>
       </w:pPr>
       <w:r>
-        <w:t>3  列出S08所需尝试、反馈和验收项关联的已批准边界，未批准事项单列。</w:t>
+        <w:t xml:space="preserve">3  向S08交付已批准三表/五端点的实际实现子集、状态动作表、幂等与错误语义、覆盖起点和未实现动作；保存对应报告后更新任务交接，不提前增加第四张建议映射表或第六个建议应用接口。</w:t>
       </w:r>
     </w:p>
     <w:p>
